--- a/klagomål/A 48181-2025 FSC-klagomål.docx
+++ b/klagomål/A 48181-2025 FSC-klagomål.docx
@@ -191,7 +191,7 @@
     </w:p>
     <w:p>
       <w:r>
-        <w:t>I avverkningsanmälan har följande 10 naturvårdsarter hittats: knärot (VU, §8), garnlav (NT), lunglav (NT), talltita (NT, §4), tretåig hackspett (NT, §4), ullticka (NT), bollvitmossa (S), lappranunkel (S, §7), trådticka (S) och revlummer (§9). Av dessa är 6 rödlistade. För rödlistade arter har rödlistekategorin angivits inom parentes. Arter som är signalarter enligt Skogsstyrelsen har markerats med (S). För fridlysta arter anges även paragrafen i Artskyddsförordningen som arten är fridlyst enligt.</w:t>
+        <w:t>I avverkningsanmälan har följande 12 naturvårdsarter hittats: knärot (VU, §8), garnlav (NT), lunglav (NT), talltita (NT, §4), tretåig hackspett (NT, §4), ullticka (NT), bollvitmossa (S), kattfotslav (S), lappranunkel (S, §7), trådticka (S), vedticka (S) och revlummer (§9). Av dessa är 6 rödlistade. För rödlistade arter har rödlistekategorin angivits inom parentes. Arter som är signalarter enligt Skogsstyrelsen har markerats med (S). För fridlysta arter anges även paragrafen i Artskyddsförordningen som arten är fridlyst enligt.</w:t>
       </w:r>
     </w:p>
     <w:p>
@@ -273,6 +273,17 @@
         <w:rPr>
           <w:b/>
         </w:rPr>
+        <w:t xml:space="preserve">Kattfotslav </w:t>
+      </w:r>
+      <w:r>
+        <w:t>är en mycket god signalart i hela sitt svenska utbredningsområde och skogsbestånd med kattfotslav är alltid värdefulla ur naturvårdssynpunkt. Arten indikerar dels ett mikroklimat med konstant hög luftfuktighet, dels kontinuitet av äldre träd och god trädslutenhet. Trots att den är vanligare i sydvästra Sverige växer den enbart i skogsbestånd med höga naturvärden. Den är känslig för skogliga ingrepp som kan förändra lokal- och mikroklimat (Nitare &amp; Skogsstyrelsen, 2019).</w:t>
+      </w:r>
+    </w:p>
+    <w:p>
+      <w:r>
+        <w:rPr>
+          <w:b/>
+        </w:rPr>
         <w:t>Lunglav (NT)</w:t>
       </w:r>
       <w:r>
@@ -583,7 +594,7 @@
         <w:rPr>
           <w:i/>
         </w:rPr>
-        <w:t>I det avverkningsanmälda skogsområdet har 10 naturvårdsarter varav 6 rödlistade arter sina livsmiljöer och växtplatser.</w:t>
+        <w:t>I det avverkningsanmälda skogsområdet har 12 naturvårdsarter varav 6 rödlistade arter sina livsmiljöer och växtplatser.</w:t>
       </w:r>
     </w:p>
     <w:p>
@@ -1570,7 +1581,7 @@
     <w:r>
       <w:tab/>
       <w:tab/>
-      <w:t>2025-10-16</w:t>
+      <w:t>2025-10-17</w:t>
       <w:br/>
       <w:br/>
     </w:r>

--- a/klagomål/A 48181-2025 FSC-klagomål.docx
+++ b/klagomål/A 48181-2025 FSC-klagomål.docx
@@ -1581,7 +1581,7 @@
     <w:r>
       <w:tab/>
       <w:tab/>
-      <w:t>2025-10-17</w:t>
+      <w:t>2025-10-18</w:t>
       <w:br/>
       <w:br/>
     </w:r>

--- a/klagomål/A 48181-2025 FSC-klagomål.docx
+++ b/klagomål/A 48181-2025 FSC-klagomål.docx
@@ -1581,7 +1581,7 @@
     <w:r>
       <w:tab/>
       <w:tab/>
-      <w:t>2025-10-18</w:t>
+      <w:t>2025-10-19</w:t>
       <w:br/>
       <w:br/>
     </w:r>

--- a/klagomål/A 48181-2025 FSC-klagomål.docx
+++ b/klagomål/A 48181-2025 FSC-klagomål.docx
@@ -1581,7 +1581,7 @@
     <w:r>
       <w:tab/>
       <w:tab/>
-      <w:t>2025-10-19</w:t>
+      <w:t>2025-10-20</w:t>
       <w:br/>
       <w:br/>
     </w:r>

--- a/klagomål/A 48181-2025 FSC-klagomål.docx
+++ b/klagomål/A 48181-2025 FSC-klagomål.docx
@@ -1581,7 +1581,7 @@
     <w:r>
       <w:tab/>
       <w:tab/>
-      <w:t>2025-10-20</w:t>
+      <w:t>2025-10-21</w:t>
       <w:br/>
       <w:br/>
     </w:r>

--- a/klagomål/A 48181-2025 FSC-klagomål.docx
+++ b/klagomål/A 48181-2025 FSC-klagomål.docx
@@ -390,7 +390,7 @@
         <w:t>Pucciniastrum goodyerae</w:t>
       </w:r>
       <w:r>
-        <w:t xml:space="preserve"> är klassad som NE (ej bedömd) i rödlistan(SLU Artdatabanken, 2024).</w:t>
+        <w:t xml:space="preserve"> är klassad som NE (ej bedömd) i rödlistan (SLU Artdatabanken, 2024).</w:t>
       </w:r>
     </w:p>
     <w:p>
@@ -1581,7 +1581,7 @@
     <w:r>
       <w:tab/>
       <w:tab/>
-      <w:t>2025-10-21</w:t>
+      <w:t>2025-10-22</w:t>
       <w:br/>
       <w:br/>
     </w:r>

--- a/klagomål/A 48181-2025 FSC-klagomål.docx
+++ b/klagomål/A 48181-2025 FSC-klagomål.docx
@@ -1581,7 +1581,7 @@
     <w:r>
       <w:tab/>
       <w:tab/>
-      <w:t>2025-10-22</w:t>
+      <w:t>2025-10-23</w:t>
       <w:br/>
       <w:br/>
     </w:r>

--- a/klagomål/A 48181-2025 FSC-klagomål.docx
+++ b/klagomål/A 48181-2025 FSC-klagomål.docx
@@ -1581,7 +1581,7 @@
     <w:r>
       <w:tab/>
       <w:tab/>
-      <w:t>2025-10-23</w:t>
+      <w:t>2025-10-24</w:t>
       <w:br/>
       <w:br/>
     </w:r>

--- a/klagomål/A 48181-2025 FSC-klagomål.docx
+++ b/klagomål/A 48181-2025 FSC-klagomål.docx
@@ -1581,7 +1581,7 @@
     <w:r>
       <w:tab/>
       <w:tab/>
-      <w:t>2025-10-24</w:t>
+      <w:t>2025-10-25</w:t>
       <w:br/>
       <w:br/>
     </w:r>

--- a/klagomål/A 48181-2025 FSC-klagomål.docx
+++ b/klagomål/A 48181-2025 FSC-klagomål.docx
@@ -1581,7 +1581,7 @@
     <w:r>
       <w:tab/>
       <w:tab/>
-      <w:t>2025-10-25</w:t>
+      <w:t>2025-10-26</w:t>
       <w:br/>
       <w:br/>
     </w:r>

--- a/klagomål/A 48181-2025 FSC-klagomål.docx
+++ b/klagomål/A 48181-2025 FSC-klagomål.docx
@@ -1581,7 +1581,7 @@
     <w:r>
       <w:tab/>
       <w:tab/>
-      <w:t>2025-10-26</w:t>
+      <w:t>2025-10-27</w:t>
       <w:br/>
       <w:br/>
     </w:r>

--- a/klagomål/A 48181-2025 FSC-klagomål.docx
+++ b/klagomål/A 48181-2025 FSC-klagomål.docx
@@ -1581,7 +1581,7 @@
     <w:r>
       <w:tab/>
       <w:tab/>
-      <w:t>2025-10-27</w:t>
+      <w:t>2025-10-28</w:t>
       <w:br/>
       <w:br/>
     </w:r>

--- a/klagomål/A 48181-2025 FSC-klagomål.docx
+++ b/klagomål/A 48181-2025 FSC-klagomål.docx
@@ -1581,7 +1581,7 @@
     <w:r>
       <w:tab/>
       <w:tab/>
-      <w:t>2025-10-28</w:t>
+      <w:t>2025-10-29</w:t>
       <w:br/>
       <w:br/>
     </w:r>

--- a/klagomål/A 48181-2025 FSC-klagomål.docx
+++ b/klagomål/A 48181-2025 FSC-klagomål.docx
@@ -1581,7 +1581,7 @@
     <w:r>
       <w:tab/>
       <w:tab/>
-      <w:t>2025-10-29</w:t>
+      <w:t>2025-10-30</w:t>
       <w:br/>
       <w:br/>
     </w:r>

--- a/klagomål/A 48181-2025 FSC-klagomål.docx
+++ b/klagomål/A 48181-2025 FSC-klagomål.docx
@@ -1581,7 +1581,7 @@
     <w:r>
       <w:tab/>
       <w:tab/>
-      <w:t>2025-10-30</w:t>
+      <w:t>2025-10-31</w:t>
       <w:br/>
       <w:br/>
     </w:r>

--- a/klagomål/A 48181-2025 FSC-klagomål.docx
+++ b/klagomål/A 48181-2025 FSC-klagomål.docx
@@ -1581,7 +1581,7 @@
     <w:r>
       <w:tab/>
       <w:tab/>
-      <w:t>2025-10-31</w:t>
+      <w:t>2025-11-01</w:t>
       <w:br/>
       <w:br/>
     </w:r>

--- a/klagomål/A 48181-2025 FSC-klagomål.docx
+++ b/klagomål/A 48181-2025 FSC-klagomål.docx
@@ -1581,7 +1581,7 @@
     <w:r>
       <w:tab/>
       <w:tab/>
-      <w:t>2025-11-01</w:t>
+      <w:t>2025-11-02</w:t>
       <w:br/>
       <w:br/>
     </w:r>

--- a/klagomål/A 48181-2025 FSC-klagomål.docx
+++ b/klagomål/A 48181-2025 FSC-klagomål.docx
@@ -1581,7 +1581,7 @@
     <w:r>
       <w:tab/>
       <w:tab/>
-      <w:t>2025-11-02</w:t>
+      <w:t>2025-11-03</w:t>
       <w:br/>
       <w:br/>
     </w:r>

--- a/klagomål/A 48181-2025 FSC-klagomål.docx
+++ b/klagomål/A 48181-2025 FSC-klagomål.docx
@@ -1581,7 +1581,7 @@
     <w:r>
       <w:tab/>
       <w:tab/>
-      <w:t>2025-11-03</w:t>
+      <w:t>2025-11-04</w:t>
       <w:br/>
       <w:br/>
     </w:r>

--- a/klagomål/A 48181-2025 FSC-klagomål.docx
+++ b/klagomål/A 48181-2025 FSC-klagomål.docx
@@ -1581,7 +1581,7 @@
     <w:r>
       <w:tab/>
       <w:tab/>
-      <w:t>2025-11-04</w:t>
+      <w:t>2025-11-05</w:t>
       <w:br/>
       <w:br/>
     </w:r>

--- a/klagomål/A 48181-2025 FSC-klagomål.docx
+++ b/klagomål/A 48181-2025 FSC-klagomål.docx
@@ -1581,7 +1581,7 @@
     <w:r>
       <w:tab/>
       <w:tab/>
-      <w:t>2025-11-05</w:t>
+      <w:t>2025-11-06</w:t>
       <w:br/>
       <w:br/>
     </w:r>

--- a/klagomål/A 48181-2025 FSC-klagomål.docx
+++ b/klagomål/A 48181-2025 FSC-klagomål.docx
@@ -1581,7 +1581,7 @@
     <w:r>
       <w:tab/>
       <w:tab/>
-      <w:t>2025-11-06</w:t>
+      <w:t>2025-11-07</w:t>
       <w:br/>
       <w:br/>
     </w:r>

--- a/klagomål/A 48181-2025 FSC-klagomål.docx
+++ b/klagomål/A 48181-2025 FSC-klagomål.docx
@@ -1581,7 +1581,7 @@
     <w:r>
       <w:tab/>
       <w:tab/>
-      <w:t>2025-11-07</w:t>
+      <w:t>2025-11-08</w:t>
       <w:br/>
       <w:br/>
     </w:r>

--- a/klagomål/A 48181-2025 FSC-klagomål.docx
+++ b/klagomål/A 48181-2025 FSC-klagomål.docx
@@ -1581,7 +1581,7 @@
     <w:r>
       <w:tab/>
       <w:tab/>
-      <w:t>2025-11-08</w:t>
+      <w:t>2025-11-09</w:t>
       <w:br/>
       <w:br/>
     </w:r>

--- a/klagomål/A 48181-2025 FSC-klagomål.docx
+++ b/klagomål/A 48181-2025 FSC-klagomål.docx
@@ -1581,7 +1581,7 @@
     <w:r>
       <w:tab/>
       <w:tab/>
-      <w:t>2025-11-09</w:t>
+      <w:t>2025-11-10</w:t>
       <w:br/>
       <w:br/>
     </w:r>

--- a/klagomål/A 48181-2025 FSC-klagomål.docx
+++ b/klagomål/A 48181-2025 FSC-klagomål.docx
@@ -1581,7 +1581,7 @@
     <w:r>
       <w:tab/>
       <w:tab/>
-      <w:t>2025-11-10</w:t>
+      <w:t>2025-11-11</w:t>
       <w:br/>
       <w:br/>
     </w:r>

--- a/klagomål/A 48181-2025 FSC-klagomål.docx
+++ b/klagomål/A 48181-2025 FSC-klagomål.docx
@@ -1581,7 +1581,7 @@
     <w:r>
       <w:tab/>
       <w:tab/>
-      <w:t>2025-11-11</w:t>
+      <w:t>2025-11-12</w:t>
       <w:br/>
       <w:br/>
     </w:r>

--- a/klagomål/A 48181-2025 FSC-klagomål.docx
+++ b/klagomål/A 48181-2025 FSC-klagomål.docx
@@ -1581,7 +1581,7 @@
     <w:r>
       <w:tab/>
       <w:tab/>
-      <w:t>2025-11-12</w:t>
+      <w:t>2025-11-13</w:t>
       <w:br/>
       <w:br/>
     </w:r>

--- a/klagomål/A 48181-2025 FSC-klagomål.docx
+++ b/klagomål/A 48181-2025 FSC-klagomål.docx
@@ -1581,7 +1581,7 @@
     <w:r>
       <w:tab/>
       <w:tab/>
-      <w:t>2025-11-13</w:t>
+      <w:t>2025-11-14</w:t>
       <w:br/>
       <w:br/>
     </w:r>

--- a/klagomål/A 48181-2025 FSC-klagomål.docx
+++ b/klagomål/A 48181-2025 FSC-klagomål.docx
@@ -1581,7 +1581,7 @@
     <w:r>
       <w:tab/>
       <w:tab/>
-      <w:t>2025-11-14</w:t>
+      <w:t>2025-11-15</w:t>
       <w:br/>
       <w:br/>
     </w:r>

--- a/klagomål/A 48181-2025 FSC-klagomål.docx
+++ b/klagomål/A 48181-2025 FSC-klagomål.docx
@@ -1581,7 +1581,7 @@
     <w:r>
       <w:tab/>
       <w:tab/>
-      <w:t>2025-11-15</w:t>
+      <w:t>2025-11-20</w:t>
       <w:br/>
       <w:br/>
     </w:r>

--- a/klagomål/A 48181-2025 FSC-klagomål.docx
+++ b/klagomål/A 48181-2025 FSC-klagomål.docx
@@ -1581,7 +1581,7 @@
     <w:r>
       <w:tab/>
       <w:tab/>
-      <w:t>2025-11-20</w:t>
+      <w:t>2025-11-21</w:t>
       <w:br/>
       <w:br/>
     </w:r>

--- a/klagomål/A 48181-2025 FSC-klagomål.docx
+++ b/klagomål/A 48181-2025 FSC-klagomål.docx
@@ -1581,7 +1581,7 @@
     <w:r>
       <w:tab/>
       <w:tab/>
-      <w:t>2025-11-21</w:t>
+      <w:t>2025-11-22</w:t>
       <w:br/>
       <w:br/>
     </w:r>

--- a/klagomål/A 48181-2025 FSC-klagomål.docx
+++ b/klagomål/A 48181-2025 FSC-klagomål.docx
@@ -1581,7 +1581,7 @@
     <w:r>
       <w:tab/>
       <w:tab/>
-      <w:t>2025-11-22</w:t>
+      <w:t>2025-11-23</w:t>
       <w:br/>
       <w:br/>
     </w:r>

--- a/klagomål/A 48181-2025 FSC-klagomål.docx
+++ b/klagomål/A 48181-2025 FSC-klagomål.docx
@@ -1581,7 +1581,7 @@
     <w:r>
       <w:tab/>
       <w:tab/>
-      <w:t>2025-11-23</w:t>
+      <w:t>2025-11-24</w:t>
       <w:br/>
       <w:br/>
     </w:r>

--- a/klagomål/A 48181-2025 FSC-klagomål.docx
+++ b/klagomål/A 48181-2025 FSC-klagomål.docx
@@ -1581,7 +1581,7 @@
     <w:r>
       <w:tab/>
       <w:tab/>
-      <w:t>2025-11-24</w:t>
+      <w:t>2025-11-25</w:t>
       <w:br/>
       <w:br/>
     </w:r>

--- a/klagomål/A 48181-2025 FSC-klagomål.docx
+++ b/klagomål/A 48181-2025 FSC-klagomål.docx
@@ -1581,7 +1581,7 @@
     <w:r>
       <w:tab/>
       <w:tab/>
-      <w:t>2025-11-25</w:t>
+      <w:t>2025-11-26</w:t>
       <w:br/>
       <w:br/>
     </w:r>

--- a/klagomål/A 48181-2025 FSC-klagomål.docx
+++ b/klagomål/A 48181-2025 FSC-klagomål.docx
@@ -1581,7 +1581,7 @@
     <w:r>
       <w:tab/>
       <w:tab/>
-      <w:t>2025-11-26</w:t>
+      <w:t>2025-11-27</w:t>
       <w:br/>
       <w:br/>
     </w:r>

--- a/klagomål/A 48181-2025 FSC-klagomål.docx
+++ b/klagomål/A 48181-2025 FSC-klagomål.docx
@@ -1581,7 +1581,7 @@
     <w:r>
       <w:tab/>
       <w:tab/>
-      <w:t>2025-11-27</w:t>
+      <w:t>2025-11-28</w:t>
       <w:br/>
       <w:br/>
     </w:r>

--- a/klagomål/A 48181-2025 FSC-klagomål.docx
+++ b/klagomål/A 48181-2025 FSC-klagomål.docx
@@ -1581,7 +1581,7 @@
     <w:r>
       <w:tab/>
       <w:tab/>
-      <w:t>2025-11-28</w:t>
+      <w:t>2025-11-29</w:t>
       <w:br/>
       <w:br/>
     </w:r>

--- a/klagomål/A 48181-2025 FSC-klagomål.docx
+++ b/klagomål/A 48181-2025 FSC-klagomål.docx
@@ -1581,7 +1581,7 @@
     <w:r>
       <w:tab/>
       <w:tab/>
-      <w:t>2025-11-29</w:t>
+      <w:t>2025-11-30</w:t>
       <w:br/>
       <w:br/>
     </w:r>

--- a/klagomål/A 48181-2025 FSC-klagomål.docx
+++ b/klagomål/A 48181-2025 FSC-klagomål.docx
@@ -1581,7 +1581,7 @@
     <w:r>
       <w:tab/>
       <w:tab/>
-      <w:t>2025-11-30</w:t>
+      <w:t>2025-12-01</w:t>
       <w:br/>
       <w:br/>
     </w:r>

--- a/klagomål/A 48181-2025 FSC-klagomål.docx
+++ b/klagomål/A 48181-2025 FSC-klagomål.docx
@@ -1581,7 +1581,7 @@
     <w:r>
       <w:tab/>
       <w:tab/>
-      <w:t>2025-12-01</w:t>
+      <w:t>2025-12-02</w:t>
       <w:br/>
       <w:br/>
     </w:r>

--- a/klagomål/A 48181-2025 FSC-klagomål.docx
+++ b/klagomål/A 48181-2025 FSC-klagomål.docx
@@ -1581,7 +1581,7 @@
     <w:r>
       <w:tab/>
       <w:tab/>
-      <w:t>2025-12-02</w:t>
+      <w:t>2025-12-03</w:t>
       <w:br/>
       <w:br/>
     </w:r>

--- a/klagomål/A 48181-2025 FSC-klagomål.docx
+++ b/klagomål/A 48181-2025 FSC-klagomål.docx
@@ -1581,7 +1581,7 @@
     <w:r>
       <w:tab/>
       <w:tab/>
-      <w:t>2025-12-03</w:t>
+      <w:t>2025-12-04</w:t>
       <w:br/>
       <w:br/>
     </w:r>

--- a/klagomål/A 48181-2025 FSC-klagomål.docx
+++ b/klagomål/A 48181-2025 FSC-klagomål.docx
@@ -1581,7 +1581,7 @@
     <w:r>
       <w:tab/>
       <w:tab/>
-      <w:t>2025-12-04</w:t>
+      <w:t>2025-12-05</w:t>
       <w:br/>
       <w:br/>
     </w:r>

--- a/klagomål/A 48181-2025 FSC-klagomål.docx
+++ b/klagomål/A 48181-2025 FSC-klagomål.docx
@@ -1581,7 +1581,7 @@
     <w:r>
       <w:tab/>
       <w:tab/>
-      <w:t>2025-12-05</w:t>
+      <w:t>2025-12-06</w:t>
       <w:br/>
       <w:br/>
     </w:r>

--- a/klagomål/A 48181-2025 FSC-klagomål.docx
+++ b/klagomål/A 48181-2025 FSC-klagomål.docx
@@ -1581,7 +1581,7 @@
     <w:r>
       <w:tab/>
       <w:tab/>
-      <w:t>2025-12-06</w:t>
+      <w:t>2025-12-07</w:t>
       <w:br/>
       <w:br/>
     </w:r>

--- a/klagomål/A 48181-2025 FSC-klagomål.docx
+++ b/klagomål/A 48181-2025 FSC-klagomål.docx
@@ -1581,7 +1581,7 @@
     <w:r>
       <w:tab/>
       <w:tab/>
-      <w:t>2025-12-07</w:t>
+      <w:t>2025-12-08</w:t>
       <w:br/>
       <w:br/>
     </w:r>

--- a/klagomål/A 48181-2025 FSC-klagomål.docx
+++ b/klagomål/A 48181-2025 FSC-klagomål.docx
@@ -1581,7 +1581,7 @@
     <w:r>
       <w:tab/>
       <w:tab/>
-      <w:t>2025-12-08</w:t>
+      <w:t>2025-12-09</w:t>
       <w:br/>
       <w:br/>
     </w:r>

--- a/klagomål/A 48181-2025 FSC-klagomål.docx
+++ b/klagomål/A 48181-2025 FSC-klagomål.docx
@@ -1581,7 +1581,7 @@
     <w:r>
       <w:tab/>
       <w:tab/>
-      <w:t>2025-12-09</w:t>
+      <w:t>2025-12-10</w:t>
       <w:br/>
       <w:br/>
     </w:r>

--- a/klagomål/A 48181-2025 FSC-klagomål.docx
+++ b/klagomål/A 48181-2025 FSC-klagomål.docx
@@ -1581,7 +1581,7 @@
     <w:r>
       <w:tab/>
       <w:tab/>
-      <w:t>2025-12-10</w:t>
+      <w:t>2025-12-11</w:t>
       <w:br/>
       <w:br/>
     </w:r>

--- a/klagomål/A 48181-2025 FSC-klagomål.docx
+++ b/klagomål/A 48181-2025 FSC-klagomål.docx
@@ -1581,7 +1581,7 @@
     <w:r>
       <w:tab/>
       <w:tab/>
-      <w:t>2025-12-11</w:t>
+      <w:t>2025-12-12</w:t>
       <w:br/>
       <w:br/>
     </w:r>

--- a/klagomål/A 48181-2025 FSC-klagomål.docx
+++ b/klagomål/A 48181-2025 FSC-klagomål.docx
@@ -1581,7 +1581,7 @@
     <w:r>
       <w:tab/>
       <w:tab/>
-      <w:t>2025-12-12</w:t>
+      <w:t>2025-12-13</w:t>
       <w:br/>
       <w:br/>
     </w:r>

--- a/klagomål/A 48181-2025 FSC-klagomål.docx
+++ b/klagomål/A 48181-2025 FSC-klagomål.docx
@@ -1581,7 +1581,7 @@
     <w:r>
       <w:tab/>
       <w:tab/>
-      <w:t>2025-12-19</w:t>
+      <w:t>2025-12-20</w:t>
       <w:br/>
       <w:br/>
     </w:r>

--- a/klagomål/A 48181-2025 FSC-klagomål.docx
+++ b/klagomål/A 48181-2025 FSC-klagomål.docx
@@ -1581,7 +1581,7 @@
     <w:r>
       <w:tab/>
       <w:tab/>
-      <w:t>2025-12-20</w:t>
+      <w:t>2025-12-21</w:t>
       <w:br/>
       <w:br/>
     </w:r>

--- a/klagomål/A 48181-2025 FSC-klagomål.docx
+++ b/klagomål/A 48181-2025 FSC-klagomål.docx
@@ -1581,7 +1581,7 @@
     <w:r>
       <w:tab/>
       <w:tab/>
-      <w:t>2025-12-21</w:t>
+      <w:t>2025-12-22</w:t>
       <w:br/>
       <w:br/>
     </w:r>

--- a/klagomål/A 48181-2025 FSC-klagomål.docx
+++ b/klagomål/A 48181-2025 FSC-klagomål.docx
@@ -1581,7 +1581,7 @@
     <w:r>
       <w:tab/>
       <w:tab/>
-      <w:t>2025-12-22</w:t>
+      <w:t>2025-12-26</w:t>
       <w:br/>
       <w:br/>
     </w:r>

--- a/klagomål/A 48181-2025 FSC-klagomål.docx
+++ b/klagomål/A 48181-2025 FSC-klagomål.docx
@@ -1581,7 +1581,7 @@
     <w:r>
       <w:tab/>
       <w:tab/>
-      <w:t>2025-12-26</w:t>
+      <w:t>2025-12-28</w:t>
       <w:br/>
       <w:br/>
     </w:r>

--- a/klagomål/A 48181-2025 FSC-klagomål.docx
+++ b/klagomål/A 48181-2025 FSC-klagomål.docx
@@ -1581,7 +1581,7 @@
     <w:r>
       <w:tab/>
       <w:tab/>
-      <w:t>2025-12-28</w:t>
+      <w:t>2025-12-29</w:t>
       <w:br/>
       <w:br/>
     </w:r>

--- a/klagomål/A 48181-2025 FSC-klagomål.docx
+++ b/klagomål/A 48181-2025 FSC-klagomål.docx
@@ -1581,7 +1581,7 @@
     <w:r>
       <w:tab/>
       <w:tab/>
-      <w:t>2025-12-29</w:t>
+      <w:t>2025-12-30</w:t>
       <w:br/>
       <w:br/>
     </w:r>

--- a/klagomål/A 48181-2025 FSC-klagomål.docx
+++ b/klagomål/A 48181-2025 FSC-klagomål.docx
@@ -1581,7 +1581,7 @@
     <w:r>
       <w:tab/>
       <w:tab/>
-      <w:t>2025-12-30</w:t>
+      <w:t>2025-12-31</w:t>
       <w:br/>
       <w:br/>
     </w:r>

--- a/klagomål/A 48181-2025 FSC-klagomål.docx
+++ b/klagomål/A 48181-2025 FSC-klagomål.docx
@@ -1581,7 +1581,7 @@
     <w:r>
       <w:tab/>
       <w:tab/>
-      <w:t>2025-12-31</w:t>
+      <w:t>2026-01-03</w:t>
       <w:br/>
       <w:br/>
     </w:r>

--- a/klagomål/A 48181-2025 FSC-klagomål.docx
+++ b/klagomål/A 48181-2025 FSC-klagomål.docx
@@ -1581,7 +1581,7 @@
     <w:r>
       <w:tab/>
       <w:tab/>
-      <w:t>2026-01-07</w:t>
+      <w:t>2026-01-08</w:t>
       <w:br/>
       <w:br/>
     </w:r>

--- a/klagomål/A 48181-2025 FSC-klagomål.docx
+++ b/klagomål/A 48181-2025 FSC-klagomål.docx
@@ -1581,7 +1581,7 @@
     <w:r>
       <w:tab/>
       <w:tab/>
-      <w:t>2026-01-08</w:t>
+      <w:t>2026-01-09</w:t>
       <w:br/>
       <w:br/>
     </w:r>

--- a/klagomål/A 48181-2025 FSC-klagomål.docx
+++ b/klagomål/A 48181-2025 FSC-klagomål.docx
@@ -1581,7 +1581,7 @@
     <w:r>
       <w:tab/>
       <w:tab/>
-      <w:t>2026-01-09</w:t>
+      <w:t>2026-01-10</w:t>
       <w:br/>
       <w:br/>
     </w:r>

--- a/klagomål/A 48181-2025 FSC-klagomål.docx
+++ b/klagomål/A 48181-2025 FSC-klagomål.docx
@@ -1581,7 +1581,7 @@
     <w:r>
       <w:tab/>
       <w:tab/>
-      <w:t>2026-01-10</w:t>
+      <w:t>2026-01-11</w:t>
       <w:br/>
       <w:br/>
     </w:r>

--- a/klagomål/A 48181-2025 FSC-klagomål.docx
+++ b/klagomål/A 48181-2025 FSC-klagomål.docx
@@ -1581,7 +1581,7 @@
     <w:r>
       <w:tab/>
       <w:tab/>
-      <w:t>2026-01-11</w:t>
+      <w:t>2026-01-12</w:t>
       <w:br/>
       <w:br/>
     </w:r>

--- a/klagomål/A 48181-2025 FSC-klagomål.docx
+++ b/klagomål/A 48181-2025 FSC-klagomål.docx
@@ -1581,7 +1581,7 @@
     <w:r>
       <w:tab/>
       <w:tab/>
-      <w:t>2026-01-12</w:t>
+      <w:t>2026-01-13</w:t>
       <w:br/>
       <w:br/>
     </w:r>

--- a/klagomål/A 48181-2025 FSC-klagomål.docx
+++ b/klagomål/A 48181-2025 FSC-klagomål.docx
@@ -1581,7 +1581,7 @@
     <w:r>
       <w:tab/>
       <w:tab/>
-      <w:t>2026-01-13</w:t>
+      <w:t>2026-01-14</w:t>
       <w:br/>
       <w:br/>
     </w:r>

--- a/klagomål/A 48181-2025 FSC-klagomål.docx
+++ b/klagomål/A 48181-2025 FSC-klagomål.docx
@@ -1581,7 +1581,7 @@
     <w:r>
       <w:tab/>
       <w:tab/>
-      <w:t>2026-01-14</w:t>
+      <w:t>2026-01-15</w:t>
       <w:br/>
       <w:br/>
     </w:r>

--- a/klagomål/A 48181-2025 FSC-klagomål.docx
+++ b/klagomål/A 48181-2025 FSC-klagomål.docx
@@ -1581,7 +1581,7 @@
     <w:r>
       <w:tab/>
       <w:tab/>
-      <w:t>2026-01-15</w:t>
+      <w:t>2026-01-16</w:t>
       <w:br/>
       <w:br/>
     </w:r>

--- a/klagomål/A 48181-2025 FSC-klagomål.docx
+++ b/klagomål/A 48181-2025 FSC-klagomål.docx
@@ -1581,7 +1581,7 @@
     <w:r>
       <w:tab/>
       <w:tab/>
-      <w:t>2026-01-16</w:t>
+      <w:t>2026-01-17</w:t>
       <w:br/>
       <w:br/>
     </w:r>

--- a/klagomål/A 48181-2025 FSC-klagomål.docx
+++ b/klagomål/A 48181-2025 FSC-klagomål.docx
@@ -1581,7 +1581,7 @@
     <w:r>
       <w:tab/>
       <w:tab/>
-      <w:t>2026-01-17</w:t>
+      <w:t>2026-01-18</w:t>
       <w:br/>
       <w:br/>
     </w:r>

--- a/klagomål/A 48181-2025 FSC-klagomål.docx
+++ b/klagomål/A 48181-2025 FSC-klagomål.docx
@@ -1581,7 +1581,7 @@
     <w:r>
       <w:tab/>
       <w:tab/>
-      <w:t>2026-01-18</w:t>
+      <w:t>2026-01-19</w:t>
       <w:br/>
       <w:br/>
     </w:r>

--- a/klagomål/A 48181-2025 FSC-klagomål.docx
+++ b/klagomål/A 48181-2025 FSC-klagomål.docx
@@ -1581,7 +1581,7 @@
     <w:r>
       <w:tab/>
       <w:tab/>
-      <w:t>2026-01-19</w:t>
+      <w:t>2026-01-20</w:t>
       <w:br/>
       <w:br/>
     </w:r>

--- a/klagomål/A 48181-2025 FSC-klagomål.docx
+++ b/klagomål/A 48181-2025 FSC-klagomål.docx
@@ -1581,7 +1581,7 @@
     <w:r>
       <w:tab/>
       <w:tab/>
-      <w:t>2026-01-20</w:t>
+      <w:t>2026-01-21</w:t>
       <w:br/>
       <w:br/>
     </w:r>

--- a/klagomål/A 48181-2025 FSC-klagomål.docx
+++ b/klagomål/A 48181-2025 FSC-klagomål.docx
@@ -1581,7 +1581,7 @@
     <w:r>
       <w:tab/>
       <w:tab/>
-      <w:t>2026-01-21</w:t>
+      <w:t>2026-01-23</w:t>
       <w:br/>
       <w:br/>
     </w:r>

--- a/klagomål/A 48181-2025 FSC-klagomål.docx
+++ b/klagomål/A 48181-2025 FSC-klagomål.docx
@@ -1581,7 +1581,7 @@
     <w:r>
       <w:tab/>
       <w:tab/>
-      <w:t>2026-01-23</w:t>
+      <w:t>2026-01-24</w:t>
       <w:br/>
       <w:br/>
     </w:r>

--- a/klagomål/A 48181-2025 FSC-klagomål.docx
+++ b/klagomål/A 48181-2025 FSC-klagomål.docx
@@ -1581,7 +1581,7 @@
     <w:r>
       <w:tab/>
       <w:tab/>
-      <w:t>2026-01-24</w:t>
+      <w:t>2026-01-25</w:t>
       <w:br/>
       <w:br/>
     </w:r>

--- a/klagomål/A 48181-2025 FSC-klagomål.docx
+++ b/klagomål/A 48181-2025 FSC-klagomål.docx
@@ -1581,7 +1581,7 @@
     <w:r>
       <w:tab/>
       <w:tab/>
-      <w:t>2026-01-25</w:t>
+      <w:t>2026-01-26</w:t>
       <w:br/>
       <w:br/>
     </w:r>

--- a/klagomål/A 48181-2025 FSC-klagomål.docx
+++ b/klagomål/A 48181-2025 FSC-klagomål.docx
@@ -1581,7 +1581,7 @@
     <w:r>
       <w:tab/>
       <w:tab/>
-      <w:t>2026-01-26</w:t>
+      <w:t>2026-01-27</w:t>
       <w:br/>
       <w:br/>
     </w:r>

--- a/klagomål/A 48181-2025 FSC-klagomål.docx
+++ b/klagomål/A 48181-2025 FSC-klagomål.docx
@@ -1581,7 +1581,7 @@
     <w:r>
       <w:tab/>
       <w:tab/>
-      <w:t>2026-01-27</w:t>
+      <w:t>2026-01-28</w:t>
       <w:br/>
       <w:br/>
     </w:r>

--- a/klagomål/A 48181-2025 FSC-klagomål.docx
+++ b/klagomål/A 48181-2025 FSC-klagomål.docx
@@ -1866,7 +1866,7 @@
     <w:r>
       <w:tab/>
       <w:tab/>
-      <w:t>2026-03-01</w:t>
+      <w:t>2026-03-02</w:t>
       <w:br/>
       <w:br/>
     </w:r>

--- a/klagomål/A 48181-2025 FSC-klagomål.docx
+++ b/klagomål/A 48181-2025 FSC-klagomål.docx
@@ -298,7 +298,7 @@
         <w:rPr>
           <w:i/>
         </w:rPr>
-        <w:t xml:space="preserve"> 9070 Trädklädd betesmark </w:t>
+        <w:t xml:space="preserve"> 9070 Trädklädd betesmark</w:t>
       </w:r>
       <w:r>
         <w:t xml:space="preserve"> (SLU Artdatabanken, 2024).</w:t>
@@ -1866,7 +1866,7 @@
     <w:r>
       <w:tab/>
       <w:tab/>
-      <w:t>2026-03-02</w:t>
+      <w:t>2026-03-03</w:t>
       <w:br/>
       <w:br/>
     </w:r>

--- a/klagomål/A 48181-2025 FSC-klagomål.docx
+++ b/klagomål/A 48181-2025 FSC-klagomål.docx
@@ -1866,7 +1866,7 @@
     <w:r>
       <w:tab/>
       <w:tab/>
-      <w:t>2026-03-03</w:t>
+      <w:t>2026-03-04</w:t>
       <w:br/>
       <w:br/>
     </w:r>

--- a/klagomål/A 48181-2025 FSC-klagomål.docx
+++ b/klagomål/A 48181-2025 FSC-klagomål.docx
@@ -1866,7 +1866,7 @@
     <w:r>
       <w:tab/>
       <w:tab/>
-      <w:t>2026-03-04</w:t>
+      <w:t>2026-03-05</w:t>
       <w:br/>
       <w:br/>
     </w:r>

--- a/klagomål/A 48181-2025 FSC-klagomål.docx
+++ b/klagomål/A 48181-2025 FSC-klagomål.docx
@@ -1866,7 +1866,7 @@
     <w:r>
       <w:tab/>
       <w:tab/>
-      <w:t>2026-03-05</w:t>
+      <w:t>2026-03-06</w:t>
       <w:br/>
       <w:br/>
     </w:r>

--- a/klagomål/A 48181-2025 FSC-klagomål.docx
+++ b/klagomål/A 48181-2025 FSC-klagomål.docx
@@ -1866,7 +1866,7 @@
     <w:r>
       <w:tab/>
       <w:tab/>
-      <w:t>2026-03-06</w:t>
+      <w:t>2026-03-07</w:t>
       <w:br/>
       <w:br/>
     </w:r>

--- a/klagomål/A 48181-2025 FSC-klagomål.docx
+++ b/klagomål/A 48181-2025 FSC-klagomål.docx
@@ -1866,7 +1866,7 @@
     <w:r>
       <w:tab/>
       <w:tab/>
-      <w:t>2026-03-07</w:t>
+      <w:t>2026-03-08</w:t>
       <w:br/>
       <w:br/>
     </w:r>

--- a/klagomål/A 48181-2025 FSC-klagomål.docx
+++ b/klagomål/A 48181-2025 FSC-klagomål.docx
@@ -1866,7 +1866,7 @@
     <w:r>
       <w:tab/>
       <w:tab/>
-      <w:t>2026-03-08</w:t>
+      <w:t>2026-03-09</w:t>
       <w:br/>
       <w:br/>
     </w:r>

--- a/klagomål/A 48181-2025 FSC-klagomål.docx
+++ b/klagomål/A 48181-2025 FSC-klagomål.docx
@@ -1866,7 +1866,7 @@
     <w:r>
       <w:tab/>
       <w:tab/>
-      <w:t>2026-03-09</w:t>
+      <w:t>2026-03-10</w:t>
       <w:br/>
       <w:br/>
     </w:r>

--- a/klagomål/A 48181-2025 FSC-klagomål.docx
+++ b/klagomål/A 48181-2025 FSC-klagomål.docx
@@ -644,7 +644,7 @@
         <w:t>Talltita (NT, §4)</w:t>
       </w:r>
       <w:r>
-        <w:t>, rödlistad som nära hotad och prioriterad art i Skogsvårdslagen har häckningsrevir i anmälan. Arten har minskat kraftigt de senaste 30 åren och minskningstakten innevarande 10-årsperiod beräknas till 20 (10–30) %. Talltitan är synnerligen trogen sitt cirka 15 hektar stora revir och är beroende av flerskiktade olikåldriga skogar för att kunna föda upp sina ungar. Talltitan försvinner om dess livsmiljö kalavverkas (Eggers &amp; Low (2014); Ekman (1979); Griesser et al (2007); Klein (2020); Siffczyk et al (2003); SLU Artdatabanken (2021).</w:t>
+        <w:t>, rödlistad som nära hotad och prioriterad art i Skogsvårdslagen, har häckningsrevir i anmälan. Arten har minskat kraftigt de senaste 30 åren och minskningstakten innevarande 10-årsperiod beräknas till 20 (10–30) %. Talltitan är synnerligen trogen sitt cirka 15 hektar stora revir och är beroende av flerskiktade olikåldriga skogar för att kunna föda upp sina ungar. Talltitan försvinner om dess livsmiljö kalavverkas (Eggers &amp; Low, 2014; Ekman, 1979; Griesser et al, 2007; Klein, 2020; Siffczyk et al, 2003; SLU Artdatabanken, 2021).</w:t>
       </w:r>
     </w:p>
     <w:p>
@@ -1866,7 +1866,7 @@
     <w:r>
       <w:tab/>
       <w:tab/>
-      <w:t>2026-03-10</w:t>
+      <w:t>2026-03-11</w:t>
       <w:br/>
       <w:br/>
     </w:r>

--- a/klagomål/A 48181-2025 FSC-klagomål.docx
+++ b/klagomål/A 48181-2025 FSC-klagomål.docx
@@ -1866,7 +1866,7 @@
     <w:r>
       <w:tab/>
       <w:tab/>
-      <w:t>2026-03-11</w:t>
+      <w:t>2026-03-12</w:t>
       <w:br/>
       <w:br/>
     </w:r>

--- a/klagomål/A 48181-2025 FSC-klagomål.docx
+++ b/klagomål/A 48181-2025 FSC-klagomål.docx
@@ -1866,7 +1866,7 @@
     <w:r>
       <w:tab/>
       <w:tab/>
-      <w:t>2026-03-12</w:t>
+      <w:t>2026-03-13</w:t>
       <w:br/>
       <w:br/>
     </w:r>

--- a/klagomål/A 48181-2025 FSC-klagomål.docx
+++ b/klagomål/A 48181-2025 FSC-klagomål.docx
@@ -1852,7 +1852,7 @@
     <w:r>
       <w:tab/>
       <w:tab/>
-      <w:t>2026-05-16</w:t>
+      <w:t>2026-05-17</w:t>
       <w:br/>
       <w:br/>
     </w:r>

--- a/klagomål/A 48181-2025 FSC-klagomål.docx
+++ b/klagomål/A 48181-2025 FSC-klagomål.docx
@@ -1852,7 +1852,7 @@
     <w:r>
       <w:tab/>
       <w:tab/>
-      <w:t>2026-05-17</w:t>
+      <w:t>2026-05-18</w:t>
       <w:br/>
       <w:br/>
     </w:r>

--- a/klagomål/A 48181-2025 FSC-klagomål.docx
+++ b/klagomål/A 48181-2025 FSC-klagomål.docx
@@ -1852,7 +1852,7 @@
     <w:r>
       <w:tab/>
       <w:tab/>
-      <w:t>2026-05-18</w:t>
+      <w:t>2026-05-19</w:t>
       <w:br/>
       <w:br/>
     </w:r>
